--- a/index.docx
+++ b/index.docx
@@ -50,7 +50,7 @@
         <w:t xml:space="preserve">In September 2021, a significant jump in seismic activity on the island of La Palma (Canary Islands, Spain) signaled the start of a volcanic crisis that still continues at the time of writing. Earthquake data is continually collected and published by the Instituto Geográphico Nacional (IGN). …</w:t>
       </w:r>
     </w:p>
-    <w:bookmarkStart w:id="37" w:name="introduction"/>
+    <w:bookmarkStart w:id="26" w:name="introduction"/>
     <w:p>
       <w:pPr>
         <w:pStyle w:val="Heading2"/>
@@ -239,7 +239,7 @@
         </w:rPr>
         <w:t xml:space="preserve"> </w:t>
       </w:r>
-      <w:hyperlink r:id="rId20">
+      <w:hyperlink r:id="rId9">
         <w:r>
           <w:rPr>
             <w:rStyle w:val="Hyperlink"/>
@@ -249,7 +249,7 @@
         </w:r>
       </w:hyperlink>
     </w:p>
-    <w:bookmarkStart w:id="25" w:name="cell-fig-timeline"/>
+    <w:bookmarkStart w:id="14" w:name="cell-fig-timeline"/>
     <w:tbl>
       <w:tblPr>
         <w:tblStyle w:val="Table"/>
@@ -263,7 +263,7 @@
       <w:tr>
         <w:tc>
           <w:tcPr/>
-          <w:bookmarkStart w:id="24" w:name="fig-timeline"/>
+          <w:bookmarkStart w:id="13" w:name="fig-timeline"/>
           <w:p>
             <w:pPr>
               <w:pStyle w:val="Compact"/>
@@ -274,18 +274,18 @@
                 <wp:inline>
                   <wp:extent cx="5334000" cy="1333500"/>
                   <wp:effectExtent b="0" l="0" r="0" t="0"/>
-                  <wp:docPr descr="" title="" id="22" name="Picture"/>
+                  <wp:docPr descr="" title="" id="11" name="Picture"/>
                   <a:graphic>
                     <a:graphicData uri="http://schemas.openxmlformats.org/drawingml/2006/picture">
                       <pic:pic>
                         <pic:nvPicPr>
-                          <pic:cNvPr descr="index_files/figure-docx/fig-timeline-1.png" id="23" name="Picture"/>
+                          <pic:cNvPr descr="index_files/figure-docx/fig-timeline-1.png" id="12" name="Picture"/>
                           <pic:cNvPicPr>
                             <a:picLocks noChangeArrowheads="1" noChangeAspect="1"/>
                           </pic:cNvPicPr>
                         </pic:nvPicPr>
                         <pic:blipFill>
-                          <a:blip r:embed="rId21"/>
+                          <a:blip r:embed="rId10"/>
                           <a:stretch>
                             <a:fillRect/>
                           </a:stretch>
@@ -317,7 +317,7 @@
               <w:jc w:val="center"/>
             </w:pPr>
             <w:pPr>
-              <w:jc w:val="start"/>
+              <w:jc w:val="left"/>
               <w:spacing w:before="200"/>
               <w:pStyle w:val="ImageCaption"/>
             </w:pPr>
@@ -325,7 +325,7 @@
               <w:t xml:space="preserve">Figure 1: Timeline of recent earthquakes on La Palma</w:t>
             </w:r>
           </w:p>
-          <w:bookmarkEnd w:id="24"/>
+          <w:bookmarkEnd w:id="13"/>
         </w:tc>
       </w:tr>
     </w:tbl>
@@ -345,7 +345,7 @@
         </w:rPr>
         <w:t xml:space="preserve"> </w:t>
       </w:r>
-      <w:hyperlink r:id="rId20">
+      <w:hyperlink r:id="rId9">
         <w:r>
           <w:rPr>
             <w:rStyle w:val="Hyperlink"/>
@@ -355,7 +355,7 @@
         </w:r>
       </w:hyperlink>
     </w:p>
-    <w:bookmarkEnd w:id="25"/>
+    <w:bookmarkEnd w:id="14"/>
     <w:p>
       <w:pPr>
         <w:pStyle w:val="BodyText"/>
@@ -372,7 +372,7 @@
         </w:rPr>
         <w:t xml:space="preserve"> </w:t>
       </w:r>
-      <w:hyperlink r:id="rId20">
+      <w:hyperlink r:id="rId9">
         <w:r>
           <w:rPr>
             <w:rStyle w:val="Hyperlink"/>
@@ -488,7 +488,7 @@
       <w:pPr>
         <w:pStyle w:val="BodyText"/>
       </w:pPr>
-      <w:bookmarkStart w:id="26" w:name="eq-poisson"/>
+      <w:bookmarkStart w:id="15" w:name="eq-poisson"/>
       <m:oMathPara>
         <m:oMathParaPr>
           <m:jc m:val="center"/>
@@ -497,19 +497,21 @@
           <m:r>
             <m:t>p</m:t>
           </m:r>
-          <m:d>
-            <m:dPr>
-              <m:begChr m:val="("/>
-              <m:sepChr m:val=""/>
-              <m:endChr m:val=")"/>
-              <m:grow/>
-            </m:dPr>
-            <m:e>
-              <m:r>
-                <m:t>x</m:t>
-              </m:r>
-            </m:e>
-          </m:d>
+          <m:r>
+            <m:rPr>
+              <m:sty m:val="p"/>
+            </m:rPr>
+            <m:t>(</m:t>
+          </m:r>
+          <m:r>
+            <m:t>x</m:t>
+          </m:r>
+          <m:r>
+            <m:rPr>
+              <m:sty m:val="p"/>
+            </m:rPr>
+            <m:t>)</m:t>
+          </m:r>
           <m:r>
             <m:rPr>
               <m:sty m:val="p"/>
@@ -567,22 +569,24 @@
           <m:r>
             <m:t>  </m:t>
           </m:r>
-          <m:d>
-            <m:dPr>
-              <m:begChr m:val="("/>
-              <m:sepChr m:val=""/>
-              <m:endChr m:val=")"/>
-              <m:grow/>
-            </m:dPr>
-            <m:e>
-              <m:r>
-                <m:t>1</m:t>
-              </m:r>
-            </m:e>
-          </m:d>
+          <m:r>
+            <m:rPr>
+              <m:sty m:val="p"/>
+            </m:rPr>
+            <m:t>(</m:t>
+          </m:r>
+          <m:r>
+            <m:t>1</m:t>
+          </m:r>
+          <m:r>
+            <m:rPr>
+              <m:sty m:val="p"/>
+            </m:rPr>
+            <m:t>)</m:t>
+          </m:r>
         </m:oMath>
       </m:oMathPara>
-      <w:bookmarkEnd w:id="26"/>
+      <w:bookmarkEnd w:id="15"/>
     </w:p>
     <w:p>
       <w:pPr>
@@ -647,13 +651,13 @@
       <w:tr>
         <w:tc>
           <w:tcPr/>
-          <w:bookmarkStart w:id="27" w:name="tbl-history"/>
+          <w:bookmarkStart w:id="16" w:name="tbl-history"/>
           <w:p>
             <w:pPr>
               <w:jc w:val="center"/>
             </w:pPr>
             <w:pPr>
-              <w:jc w:val="start"/>
+              <w:jc w:val="left"/>
               <w:spacing w:before="200"/>
               <w:pStyle w:val="ImageCaption"/>
             </w:pPr>
@@ -909,7 +913,7 @@
               </w:tc>
             </w:tr>
           </w:tbl>
-          <w:bookmarkEnd w:id="27"/>
+          <w:bookmarkEnd w:id="16"/>
           <w:p/>
         </w:tc>
       </w:tr>
@@ -946,7 +950,7 @@
       <w:tr>
         <w:tc>
           <w:tcPr/>
-          <w:bookmarkStart w:id="31" w:name="fig-map"/>
+          <w:bookmarkStart w:id="20" w:name="fig-map"/>
           <w:p>
             <w:pPr>
               <w:pStyle w:val="Compact"/>
@@ -957,18 +961,18 @@
                 <wp:inline>
                   <wp:extent cx="5334000" cy="2369740"/>
                   <wp:effectExtent b="0" l="0" r="0" t="0"/>
-                  <wp:docPr descr="" title="" id="29" name="Picture"/>
+                  <wp:docPr descr="" title="" id="18" name="Picture"/>
                   <a:graphic>
                     <a:graphicData uri="http://schemas.openxmlformats.org/drawingml/2006/picture">
                       <pic:pic>
                         <pic:nvPicPr>
-                          <pic:cNvPr descr="images/la-palma-map.png" id="30" name="Picture"/>
+                          <pic:cNvPr descr="images/la-palma-map.png" id="19" name="Picture"/>
                           <pic:cNvPicPr>
                             <a:picLocks noChangeArrowheads="1" noChangeAspect="1"/>
                           </pic:cNvPicPr>
                         </pic:nvPicPr>
                         <pic:blipFill>
-                          <a:blip r:embed="rId28"/>
+                          <a:blip r:embed="rId17"/>
                           <a:stretch>
                             <a:fillRect/>
                           </a:stretch>
@@ -1000,7 +1004,7 @@
               <w:jc w:val="center"/>
             </w:pPr>
             <w:pPr>
-              <w:jc w:val="start"/>
+              <w:jc w:val="left"/>
               <w:spacing w:before="200"/>
               <w:pStyle w:val="ImageCaption"/>
             </w:pPr>
@@ -1008,7 +1012,7 @@
               <w:t xml:space="preserve">Figure 2: Map of La Palma</w:t>
             </w:r>
           </w:p>
-          <w:bookmarkEnd w:id="31"/>
+          <w:bookmarkEnd w:id="20"/>
         </w:tc>
       </w:tr>
     </w:tbl>
@@ -1044,7 +1048,7 @@
       <w:tr>
         <w:tc>
           <w:tcPr/>
-          <w:bookmarkStart w:id="35" w:name="fig-spatial-plot"/>
+          <w:bookmarkStart w:id="24" w:name="fig-spatial-plot"/>
           <w:p>
             <w:pPr>
               <w:pStyle w:val="Compact"/>
@@ -1055,18 +1059,18 @@
                 <wp:inline>
                   <wp:extent cx="5334000" cy="3810000"/>
                   <wp:effectExtent b="0" l="0" r="0" t="0"/>
-                  <wp:docPr descr="" title="" id="33" name="Picture"/>
+                  <wp:docPr descr="" title="" id="22" name="Picture"/>
                   <a:graphic>
                     <a:graphicData uri="http://schemas.openxmlformats.org/drawingml/2006/picture">
                       <pic:pic>
                         <pic:nvPicPr>
-                          <pic:cNvPr descr="index_files/figure-docx/notebooks-explore-earthquakes-fig-spatial-plot-output-1.png" id="34" name="Picture"/>
+                          <pic:cNvPr descr="index_files/figure-docx/notebooks-explore-earthquakes-fig-spatial-plot-output-1.png" id="23" name="Picture"/>
                           <pic:cNvPicPr>
                             <a:picLocks noChangeArrowheads="1" noChangeAspect="1"/>
                           </pic:cNvPicPr>
                         </pic:nvPicPr>
                         <pic:blipFill>
-                          <a:blip r:embed="rId32"/>
+                          <a:blip r:embed="rId21"/>
                           <a:stretch>
                             <a:fillRect/>
                           </a:stretch>
@@ -1098,7 +1102,7 @@
               <w:jc w:val="center"/>
             </w:pPr>
             <w:pPr>
-              <w:jc w:val="start"/>
+              <w:jc w:val="left"/>
               <w:spacing w:before="200"/>
               <w:pStyle w:val="ImageCaption"/>
             </w:pPr>
@@ -1106,7 +1110,7 @@
               <w:t xml:space="preserve">Figure 3: Earthquakes on La Palma since 2017</w:t>
             </w:r>
           </w:p>
-          <w:bookmarkEnd w:id="35"/>
+          <w:bookmarkEnd w:id="24"/>
         </w:tc>
       </w:tr>
     </w:tbl>
@@ -1126,7 +1130,7 @@
         </w:rPr>
         <w:t xml:space="preserve"> </w:t>
       </w:r>
-      <w:hyperlink r:id="rId36">
+      <w:hyperlink r:id="rId25">
         <w:r>
           <w:rPr>
             <w:rStyle w:val="Hyperlink"/>
@@ -1155,8 +1159,8 @@
         <w:t xml:space="preserve">shows the location of recent Earthquakes on La Palma.</w:t>
       </w:r>
     </w:p>
-    <w:bookmarkEnd w:id="37"/>
-    <w:bookmarkStart w:id="38" w:name="sec-data-methods"/>
+    <w:bookmarkEnd w:id="26"/>
+    <w:bookmarkStart w:id="27" w:name="sec-data-methods"/>
     <w:p>
       <w:pPr>
         <w:pStyle w:val="Heading2"/>
@@ -1165,8 +1169,8 @@
         <w:t xml:space="preserve">2 Data &amp; Methods</w:t>
       </w:r>
     </w:p>
-    <w:bookmarkEnd w:id="38"/>
-    <w:bookmarkStart w:id="39" w:name="conclusion"/>
+    <w:bookmarkEnd w:id="27"/>
+    <w:bookmarkStart w:id="28" w:name="conclusion"/>
     <w:p>
       <w:pPr>
         <w:pStyle w:val="Heading2"/>
@@ -1175,8 +1179,8 @@
         <w:t xml:space="preserve">3 Conclusion</w:t>
       </w:r>
     </w:p>
-    <w:bookmarkEnd w:id="39"/>
-    <w:bookmarkStart w:id="43" w:name="references"/>
+    <w:bookmarkEnd w:id="28"/>
+    <w:bookmarkStart w:id="32" w:name="references"/>
     <w:p>
       <w:pPr>
         <w:pStyle w:val="Heading2"/>
@@ -1185,8 +1189,8 @@
         <w:t xml:space="preserve">References</w:t>
       </w:r>
     </w:p>
-    <w:bookmarkStart w:id="42" w:name="refs"/>
-    <w:bookmarkStart w:id="41" w:name="ref-marrero2019"/>
+    <w:bookmarkStart w:id="31" w:name="refs"/>
+    <w:bookmarkStart w:id="30" w:name="ref-marrero2019"/>
     <w:p>
       <w:pPr>
         <w:pStyle w:val="Bibliography"/>
@@ -1249,7 +1253,7 @@
       <w:r>
         <w:t xml:space="preserve"> </w:t>
       </w:r>
-      <w:hyperlink r:id="rId40">
+      <w:hyperlink r:id="rId29">
         <w:r>
           <w:rPr>
             <w:rStyle w:val="Hyperlink"/>
@@ -1261,9 +1265,9 @@
         <w:t xml:space="preserve">.</w:t>
       </w:r>
     </w:p>
-    <w:bookmarkEnd w:id="41"/>
-    <w:bookmarkEnd w:id="42"/>
-    <w:bookmarkEnd w:id="43"/>
+    <w:bookmarkEnd w:id="30"/>
+    <w:bookmarkEnd w:id="31"/>
+    <w:bookmarkEnd w:id="32"/>
     <w:sectPr>
       <w:footnotePr>
         <w:numRestart w:val="eachSect"/>
@@ -1385,10 +1389,10 @@
   <w:docDefaults>
     <w:rPrDefault>
       <w:rPr>
-        <w:rFonts w:asciiTheme="minorHAnsi" w:cstheme="minorBidi" w:eastAsiaTheme="minorHAnsi" w:hAnsiTheme="minorHAnsi"/>
+        <w:rFonts w:asciiTheme="minorHAnsi" w:cstheme="minorBidi" w:eastAsiaTheme="minorEastAsia" w:hAnsiTheme="minorHAnsi"/>
         <w:sz w:val="24"/>
         <w:szCs w:val="24"/>
-        <w:lang w:bidi="ar-SA" w:eastAsia="en-US" w:val="en-US"/>
+        <w:lang w:bidi="ar-SA" w:eastAsia="zh-CN" w:val="en-US"/>
       </w:rPr>
     </w:rPrDefault>
     <w:pPrDefault>
@@ -1929,13 +1933,6 @@
       </w:tblCellMar>
     </w:tblPr>
     <w:tblStylePr w:type="firstRow">
-      <w:tblPr>
-        <w:jc w:val="left"/>
-        <w:tblInd w:type="dxa" w:w="0"/>
-      </w:tblPr>
-      <w:trPr>
-        <w:jc w:val="left"/>
-      </w:trPr>
       <w:tcPr>
         <w:tcBorders>
           <w:bottom w:val="single"/>

--- a/index.docx
+++ b/index.docx
@@ -7,7 +7,7 @@
         <w:pStyle w:val="Title"/>
       </w:pPr>
       <w:r>
-        <w:t xml:space="preserve">La Palma Earthquake Mechanisms</w:t>
+        <w:t xml:space="preserve">La Palma Earthquake Mechanism</w:t>
       </w:r>
     </w:p>
     <w:p>
